--- a/ParkApp/Templates/Наряд.docx
+++ b/ParkApp/Templates/Наряд.docx
@@ -1,6 +1,6 @@
 
 <file path=word/document.xml><?xml version="1.0" encoding="utf-8"?>
-<w:document xmlns:ns1="http://schemas.openxmlformats.org/markup-compatibility/2006" xmlns:ns2="http://schemas.microsoft.com/office/word/2010/wordml" xmlns:w="http://schemas.openxmlformats.org/wordprocessingml/2006/main" ns1:Ignorable="w14 w15 w16se w16cid w16 w16cex w16sdtdh wp14">
+<w:document xmlns:mc="http://schemas.openxmlformats.org/markup-compatibility/2006" xmlns:w="http://schemas.openxmlformats.org/wordprocessingml/2006/main" xmlns:w14="http://schemas.microsoft.com/office/word/2010/wordml" mc:Ignorable="w14 w15 w16se w16cid w16 w16cex w16sdtdh wp14">
   <w:body>
     <w:tbl>
       <w:tblPr>
@@ -21,13 +21,13 @@
         <w:gridCol w:w="5534"/>
         <w:gridCol w:w="5098"/>
       </w:tblGrid>
-      <w:tr ns2:paraId="64C9A672" ns2:textId="77777777">
+      <w:tr>
         <w:tc>
           <w:tcPr>
             <w:tcW w:w="5534" w:type="dxa"/>
             <w:vAlign w:val="center"/>
           </w:tcPr>
-          <w:p ns2:paraId="1BAB6CAF" ns2:textId="77777777">
+          <w:p>
             <w:pPr>
               <w:jc w:val="center"/>
             </w:pPr>
@@ -35,7 +35,7 @@
               <w:t>СОГЛАСОВАНО</w:t>
             </w:r>
           </w:p>
-          <w:p ns2:paraId="19E7A042" ns2:textId="77777777">
+          <w:p>
             <w:pPr>
               <w:jc w:val="center"/>
             </w:pPr>
@@ -43,7 +43,7 @@
               <w:t xml:space="preserve">{{СОГЛ_ДОЛЖНОСТЬ}}</w:t>
             </w:r>
           </w:p>
-          <w:p ns2:paraId="3FD82A00" ns2:textId="69DD7092">
+          <w:p>
             <w:pPr>
               <w:jc w:val="center"/>
               <w:rPr>
@@ -54,22 +54,22 @@
               <w:rPr>
                 <w:u w:val="single"/>
               </w:rPr>
-              <w:t xml:space="preserve">{{СОГЛ_ЗВАНИЕ}}                                               {{СОГЛ_ФИО}}</w:t>
+              <w:t xml:space="preserve">{{СОГЛ_ЗВАНИЕ}}</w:t>
             </w:r>
             <w:r>
               <w:rPr>
                 <w:u w:val="single"/>
               </w:rPr>
-              <w:t xml:space="preserve"/>
+              <w:t xml:space="preserve">                                               </w:t>
             </w:r>
             <w:r>
               <w:rPr>
                 <w:u w:val="single"/>
               </w:rPr>
-              <w:t/>
-            </w:r>
-          </w:p>
-          <w:p ns2:paraId="656411CB" ns2:textId="64F5A528">
+              <w:t xml:space="preserve">{{СОГЛ_ФИО}}</w:t>
+            </w:r>
+          </w:p>
+          <w:p>
             <w:pPr>
               <w:jc w:val="center"/>
               <w:rPr>
@@ -99,7 +99,7 @@
               <w:t>звание, подпись, инициал имени, фамилия)</w:t>
             </w:r>
           </w:p>
-          <w:p ns2:paraId="0830E56E" ns2:textId="72E7E9A7">
+          <w:p>
             <w:pPr>
               <w:jc w:val="center"/>
             </w:pPr>
@@ -107,7 +107,7 @@
               <w:t>«___» ___________ 2026 г.</w:t>
             </w:r>
           </w:p>
-          <w:p ns2:paraId="6968D72B" ns2:textId="62D01FE2">
+          <w:p>
             <w:pPr>
               <w:jc w:val="center"/>
             </w:pPr>
@@ -118,7 +118,7 @@
             <w:tcW w:w="5098" w:type="dxa"/>
             <w:vAlign w:val="center"/>
           </w:tcPr>
-          <w:p ns2:paraId="6813A6C0" ns2:textId="77777777">
+          <w:p>
             <w:pPr>
               <w:jc w:val="center"/>
             </w:pPr>
@@ -126,7 +126,7 @@
               <w:t>УТВЕРЖДАЮ</w:t>
             </w:r>
           </w:p>
-          <w:p ns2:paraId="6089CC3D" ns2:textId="73F21746">
+          <w:p>
             <w:pPr>
               <w:jc w:val="center"/>
             </w:pPr>
@@ -134,7 +134,7 @@
               <w:t xml:space="preserve">{{УТВ_ДОЛЖНОСТЬ}}</w:t>
             </w:r>
           </w:p>
-          <w:p ns2:paraId="216D3C52" ns2:textId="41B10444">
+          <w:p>
             <w:pPr>
               <w:jc w:val="center"/>
               <w:rPr>
@@ -145,22 +145,22 @@
               <w:rPr>
                 <w:u w:val="single"/>
               </w:rPr>
-              <w:t xml:space="preserve">{{УТВ_ЗВАНИЕ}}                                          {{УТВ_ФИО}}</w:t>
+              <w:t xml:space="preserve">{{УТВ_ЗВАНИЕ}}</w:t>
             </w:r>
             <w:r>
               <w:rPr>
                 <w:u w:val="single"/>
               </w:rPr>
-              <w:t xml:space="preserve"/>
+              <w:t xml:space="preserve">                                          </w:t>
             </w:r>
             <w:r>
               <w:rPr>
                 <w:u w:val="single"/>
               </w:rPr>
-              <w:t/>
-            </w:r>
-          </w:p>
-          <w:p ns2:paraId="76AFC870" ns2:textId="087A3240">
+              <w:t xml:space="preserve">{{УТВ_ФИО}}</w:t>
+            </w:r>
+          </w:p>
+          <w:p>
             <w:pPr>
               <w:jc w:val="center"/>
               <w:rPr>
@@ -190,7 +190,7 @@
               <w:t>звание, подпись, инициал имени, фамилия)</w:t>
             </w:r>
           </w:p>
-          <w:p ns2:paraId="50A968CC" ns2:textId="77777777">
+          <w:p>
             <w:pPr>
               <w:jc w:val="center"/>
             </w:pPr>
@@ -198,7 +198,7 @@
               <w:t>«___» ___________ 2026 г.</w:t>
             </w:r>
           </w:p>
-          <w:p ns2:paraId="76137DAF" ns2:textId="77777777">
+          <w:p>
             <w:pPr>
               <w:jc w:val="center"/>
             </w:pPr>
@@ -206,7 +206,7 @@
         </w:tc>
       </w:tr>
     </w:tbl>
-    <w:p ns2:paraId="7BB20788" ns2:textId="722CF5FB">
+    <w:p>
       <w:pPr>
         <w:pStyle w:val="2"/>
         <w:tabs>
@@ -225,7 +225,7 @@
           <w:sz w:val="24"/>
           <w:szCs w:val="24"/>
         </w:rPr>
-        <w:t xml:space="preserve">Н А Р Я Д № {{НОМЕР}}</w:t>
+        <w:t xml:space="preserve">Н А Р Я Д № </w:t>
       </w:r>
       <w:r>
         <w:rPr>
@@ -233,7 +233,7 @@
           <w:sz w:val="24"/>
           <w:szCs w:val="24"/>
         </w:rPr>
-        <w:t/>
+        <w:t xml:space="preserve">{{НОМЕР|______}}</w:t>
       </w:r>
       <w:r>
         <w:rPr>
@@ -241,10 +241,10 @@
           <w:sz w:val="24"/>
           <w:szCs w:val="24"/>
         </w:rPr>
-        <w:t/>
+        <w:t xml:space="preserve"/>
       </w:r>
     </w:p>
-    <w:p ns2:paraId="77D7EB8F" ns2:textId="34398867">
+    <w:p>
       <w:pPr>
         <w:pStyle w:val="2"/>
         <w:rPr>
@@ -260,7 +260,7 @@
           <w:sz w:val="24"/>
           <w:szCs w:val="24"/>
         </w:rPr>
-        <w:t xml:space="preserve">На использование машин {{НАЗНАЧЕНИЕ}}</w:t>
+        <w:t xml:space="preserve">На использование машин </w:t>
       </w:r>
       <w:r>
         <w:rPr>
@@ -269,45 +269,11 @@
           <w:szCs w:val="24"/>
           <w:lang w:val="en-US"/>
         </w:rPr>
-        <w:t/>
+        <w:t xml:space="preserve">{{НАЗНАЧЕНИЕ}}</w:t>
       </w:r>
       <w:r>
         <w:rPr>
           <w:b/>
-          <w:sz w:val="24"/>
-          <w:szCs w:val="24"/>
-        </w:rPr>
-        <w:t/>
-      </w:r>
-      <w:r>
-        <w:rPr>
-          <w:b/>
-          <w:sz w:val="24"/>
-          <w:szCs w:val="24"/>
-          <w:lang w:val="en-US"/>
-        </w:rPr>
-        <w:t/>
-      </w:r>
-    </w:p>
-    <w:p ns2:paraId="3174C729" ns2:textId="006BB6C8">
-      <w:pPr>
-        <w:pStyle w:val="2"/>
-        <w:rPr>
-          <w:b/>
-          <w:sz w:val="24"/>
-          <w:szCs w:val="24"/>
-        </w:rPr>
-      </w:pPr>
-      <w:r>
-        <w:rPr>
-          <w:b/>
-          <w:sz w:val="24"/>
-          <w:szCs w:val="24"/>
-        </w:rPr>
-        <w:t xml:space="preserve">На «{{ДЕНЬ}}» {{МЕСЯЦ}} {{ГОД}} г.</w:t>
-      </w:r>
-      <w:r>
-        <w:rPr>
           <w:sz w:val="24"/>
           <w:szCs w:val="24"/>
         </w:rPr>
@@ -318,8 +284,34 @@
           <w:b/>
           <w:sz w:val="24"/>
           <w:szCs w:val="24"/>
+          <w:lang w:val="en-US"/>
         </w:rPr>
-        <w:t/>
+        <w:t xml:space="preserve"/>
+      </w:r>
+    </w:p>
+    <w:p>
+      <w:pPr>
+        <w:pStyle w:val="2"/>
+        <w:rPr>
+          <w:b/>
+          <w:sz w:val="24"/>
+          <w:szCs w:val="24"/>
+        </w:rPr>
+      </w:pPr>
+      <w:r>
+        <w:rPr>
+          <w:b/>
+          <w:sz w:val="24"/>
+          <w:szCs w:val="24"/>
+        </w:rPr>
+        <w:t xml:space="preserve">На</w:t>
+      </w:r>
+      <w:r>
+        <w:rPr>
+          <w:sz w:val="24"/>
+          <w:szCs w:val="24"/>
+        </w:rPr>
+        <w:t xml:space="preserve"> </w:t>
       </w:r>
       <w:r>
         <w:rPr>
@@ -327,23 +319,7 @@
           <w:sz w:val="24"/>
           <w:szCs w:val="24"/>
         </w:rPr>
-        <w:t/>
-      </w:r>
-      <w:r>
-        <w:rPr>
-          <w:b/>
-          <w:sz w:val="24"/>
-          <w:szCs w:val="24"/>
-        </w:rPr>
-        <w:t/>
-      </w:r>
-      <w:r>
-        <w:rPr>
-          <w:b/>
-          <w:sz w:val="24"/>
-          <w:szCs w:val="24"/>
-        </w:rPr>
-        <w:t/>
+        <w:t xml:space="preserve">«{{ДЕНЬ|___}}»</w:t>
       </w:r>
       <w:r>
         <w:rPr>
@@ -359,7 +335,7 @@
           <w:sz w:val="24"/>
           <w:szCs w:val="24"/>
         </w:rPr>
-        <w:t/>
+        <w:t xml:space="preserve"/>
       </w:r>
       <w:r>
         <w:rPr>
@@ -375,7 +351,7 @@
           <w:sz w:val="24"/>
           <w:szCs w:val="24"/>
         </w:rPr>
-        <w:t/>
+        <w:t xml:space="preserve"> </w:t>
       </w:r>
       <w:r>
         <w:rPr>
@@ -383,10 +359,27 @@
           <w:sz w:val="24"/>
           <w:szCs w:val="24"/>
         </w:rPr>
-        <w:t/>
+        <w:t xml:space="preserve">{{МЕСЯЦ|_____________}}</w:t>
       </w:r>
       <w:r>
         <w:rPr>
+          <w:b/>
+          <w:sz w:val="24"/>
+          <w:szCs w:val="24"/>
+        </w:rPr>
+        <w:t xml:space="preserve"> </w:t>
+      </w:r>
+      <w:r>
+        <w:rPr>
+          <w:b/>
+          <w:sz w:val="24"/>
+          <w:szCs w:val="24"/>
+        </w:rPr>
+        <w:t xml:space="preserve">{{ГОД|20__}}</w:t>
+      </w:r>
+      <w:r>
+        <w:rPr>
+          <w:b/>
           <w:sz w:val="24"/>
           <w:szCs w:val="24"/>
         </w:rPr>
@@ -394,11 +387,18 @@
       </w:r>
       <w:r>
         <w:rPr>
+          <w:sz w:val="24"/>
+          <w:szCs w:val="24"/>
+        </w:rPr>
+        <w:t xml:space="preserve"> </w:t>
+      </w:r>
+      <w:r>
+        <w:rPr>
           <w:b/>
           <w:sz w:val="24"/>
           <w:szCs w:val="24"/>
         </w:rPr>
-        <w:t/>
+        <w:t xml:space="preserve">г.</w:t>
       </w:r>
     </w:p>
     <w:tbl>
@@ -433,7 +433,7 @@
         <w:gridCol w:w="713"/>
         <w:gridCol w:w="285"/>
       </w:tblGrid>
-      <w:tr ns2:paraId="56CC5964" ns2:textId="77777777">
+      <w:tr>
         <w:trPr>
           <w:cantSplit/>
           <w:trHeight w:val="418"/>
@@ -451,7 +451,7 @@
             <w:vAlign w:val="center"/>
             <w:hideMark/>
           </w:tcPr>
-          <w:p ns2:paraId="68092D42" ns2:textId="77777777">
+          <w:p>
             <w:pPr>
               <w:spacing w:line="480" w:lineRule="auto"/>
               <w:ind w:left="113" w:right="113"/>
@@ -486,7 +486,7 @@
             <w:vAlign w:val="center"/>
             <w:hideMark/>
           </w:tcPr>
-          <w:p ns2:paraId="431A341D" ns2:textId="77777777">
+          <w:p>
             <w:pPr>
               <w:spacing w:line="256" w:lineRule="auto"/>
               <w:jc w:val="center"/>
@@ -520,7 +520,7 @@
             <w:vAlign w:val="center"/>
             <w:hideMark/>
           </w:tcPr>
-          <w:p ns2:paraId="5F4E0F08" ns2:textId="77777777">
+          <w:p>
             <w:pPr>
               <w:spacing w:line="256" w:lineRule="auto"/>
               <w:jc w:val="center"/>
@@ -555,7 +555,7 @@
             <w:vAlign w:val="center"/>
             <w:hideMark/>
           </w:tcPr>
-          <w:p ns2:paraId="50A37F38" ns2:textId="77777777">
+          <w:p>
             <w:pPr>
               <w:spacing w:line="256" w:lineRule="auto"/>
               <w:jc w:val="center"/>
@@ -589,7 +589,7 @@
             <w:vAlign w:val="center"/>
             <w:hideMark/>
           </w:tcPr>
-          <w:p ns2:paraId="2B5474F7" ns2:textId="77777777">
+          <w:p>
             <w:pPr>
               <w:spacing w:line="256" w:lineRule="auto"/>
               <w:jc w:val="center"/>
@@ -623,7 +623,7 @@
             <w:vAlign w:val="center"/>
             <w:hideMark/>
           </w:tcPr>
-          <w:p ns2:paraId="6217F79A" ns2:textId="77777777">
+          <w:p>
             <w:pPr>
               <w:spacing w:line="256" w:lineRule="auto"/>
               <w:jc w:val="center"/>
@@ -657,7 +657,7 @@
             <w:vAlign w:val="center"/>
             <w:hideMark/>
           </w:tcPr>
-          <w:p ns2:paraId="4C82C0E9" ns2:textId="77777777">
+          <w:p>
             <w:pPr>
               <w:spacing w:line="256" w:lineRule="auto"/>
               <w:jc w:val="center"/>
@@ -692,7 +692,7 @@
             <w:vAlign w:val="center"/>
             <w:hideMark/>
           </w:tcPr>
-          <w:p ns2:paraId="4F2F8F0C" ns2:textId="77777777">
+          <w:p>
             <w:pPr>
               <w:spacing w:line="256" w:lineRule="auto"/>
               <w:jc w:val="center"/>
@@ -713,7 +713,7 @@
               <w:t>Время</w:t>
             </w:r>
           </w:p>
-          <w:p ns2:paraId="6E8FA87B" ns2:textId="77777777">
+          <w:p>
             <w:pPr>
               <w:spacing w:line="256" w:lineRule="auto"/>
               <w:jc w:val="center"/>
@@ -748,7 +748,7 @@
             <w:vAlign w:val="center"/>
             <w:hideMark/>
           </w:tcPr>
-          <w:p ns2:paraId="183F70D2" ns2:textId="77777777">
+          <w:p>
             <w:pPr>
               <w:spacing w:line="256" w:lineRule="auto"/>
               <w:jc w:val="center"/>
@@ -769,7 +769,7 @@
               <w:t xml:space="preserve">Время </w:t>
             </w:r>
           </w:p>
-          <w:p ns2:paraId="54D7DEC3" ns2:textId="77777777">
+          <w:p>
             <w:pPr>
               <w:spacing w:line="256" w:lineRule="auto"/>
               <w:jc w:val="center"/>
@@ -804,7 +804,7 @@
             <w:vAlign w:val="center"/>
             <w:hideMark/>
           </w:tcPr>
-          <w:p ns2:paraId="7889BAB3" ns2:textId="77777777">
+          <w:p>
             <w:pPr>
               <w:spacing w:line="256" w:lineRule="auto"/>
               <w:jc w:val="center"/>
@@ -827,7 +827,7 @@
           </w:p>
         </w:tc>
       </w:tr>
-      <w:tr ns2:paraId="52830392" ns2:textId="77777777">
+      <w:tr>
         <w:trPr>
           <w:trHeight w:val="34"/>
         </w:trPr>
@@ -842,7 +842,7 @@
             </w:tcBorders>
             <w:vAlign w:val="center"/>
           </w:tcPr>
-          <w:p ns2:paraId="788E2E9C" ns2:textId="77777777">
+          <w:p>
             <w:pPr>
               <w:spacing w:line="256" w:lineRule="auto"/>
               <w:jc w:val="center"/>
@@ -866,7 +866,7 @@
             <w:vAlign w:val="center"/>
             <w:hideMark/>
           </w:tcPr>
-          <w:p ns2:paraId="019F1C59" ns2:textId="77777777">
+          <w:p>
             <w:pPr>
               <w:spacing w:line="256" w:lineRule="auto"/>
               <w:jc w:val="center"/>
@@ -898,7 +898,7 @@
             <w:vAlign w:val="center"/>
             <w:hideMark/>
           </w:tcPr>
-          <w:p ns2:paraId="500F379B" ns2:textId="77777777">
+          <w:p>
             <w:pPr>
               <w:spacing w:line="256" w:lineRule="auto"/>
               <w:jc w:val="center"/>
@@ -930,7 +930,7 @@
             <w:vAlign w:val="center"/>
             <w:hideMark/>
           </w:tcPr>
-          <w:p ns2:paraId="72D514C4" ns2:textId="77777777">
+          <w:p>
             <w:pPr>
               <w:spacing w:line="256" w:lineRule="auto"/>
               <w:jc w:val="center"/>
@@ -962,7 +962,7 @@
             <w:vAlign w:val="center"/>
             <w:hideMark/>
           </w:tcPr>
-          <w:p ns2:paraId="738A983D" ns2:textId="77777777">
+          <w:p>
             <w:pPr>
               <w:spacing w:line="256" w:lineRule="auto"/>
               <w:jc w:val="center"/>
@@ -994,7 +994,7 @@
             <w:vAlign w:val="center"/>
             <w:hideMark/>
           </w:tcPr>
-          <w:p ns2:paraId="26FF51E0" ns2:textId="77777777">
+          <w:p>
             <w:pPr>
               <w:spacing w:line="256" w:lineRule="auto"/>
               <w:jc w:val="center"/>
@@ -1026,7 +1026,7 @@
             <w:vAlign w:val="center"/>
             <w:hideMark/>
           </w:tcPr>
-          <w:p ns2:paraId="2BF4BFA4" ns2:textId="77777777">
+          <w:p>
             <w:pPr>
               <w:spacing w:line="256" w:lineRule="auto"/>
               <w:jc w:val="center"/>
@@ -1058,7 +1058,7 @@
             <w:vAlign w:val="center"/>
             <w:hideMark/>
           </w:tcPr>
-          <w:p ns2:paraId="6768B212" ns2:textId="77777777">
+          <w:p>
             <w:pPr>
               <w:spacing w:line="256" w:lineRule="auto"/>
               <w:jc w:val="center"/>
@@ -1090,7 +1090,7 @@
             <w:vAlign w:val="center"/>
             <w:hideMark/>
           </w:tcPr>
-          <w:p ns2:paraId="36843EEC" ns2:textId="77777777">
+          <w:p>
             <w:pPr>
               <w:spacing w:line="256" w:lineRule="auto"/>
               <w:jc w:val="center"/>
@@ -1122,7 +1122,7 @@
             <w:vAlign w:val="center"/>
             <w:hideMark/>
           </w:tcPr>
-          <w:p ns2:paraId="0A6EAA2C" ns2:textId="77777777">
+          <w:p>
             <w:pPr>
               <w:spacing w:line="256" w:lineRule="auto"/>
               <w:jc w:val="center"/>
@@ -1143,7 +1143,7 @@
           </w:p>
         </w:tc>
       </w:tr>
-      <w:tr ns2:paraId="5C65A2F4" ns2:textId="77777777">
+      <w:tr>
         <w:trPr>
           <w:trHeight w:val="38"/>
         </w:trPr>
@@ -1160,7 +1160,7 @@
             <w:vAlign w:val="center"/>
             <w:hideMark/>
           </w:tcPr>
-          <w:p ns2:paraId="072CCA9D" ns2:textId="63597A63">
+          <w:p>
             <w:pPr>
               <w:spacing w:line="256" w:lineRule="auto"/>
               <w:jc w:val="center"/>
@@ -1183,7 +1183,7 @@
           </w:p>
         </w:tc>
       </w:tr>
-      <w:tr ns2:paraId="10F5B7BC" ns2:textId="77777777">
+      <w:tr>
         <w:trPr>
           <w:trHeight w:val="20"/>
         </w:trPr>
@@ -1198,7 +1198,7 @@
             </w:tcBorders>
             <w:vAlign w:val="center"/>
           </w:tcPr>
-          <w:p ns2:paraId="42295424" ns2:textId="77777777">
+          <w:p>
             <w:pPr>
               <w:pStyle w:val="a3"/>
               <w:numPr>
@@ -1228,7 +1228,7 @@
             </w:tcBorders>
             <w:vAlign w:val="center"/>
           </w:tcPr>
-          <w:p ns2:paraId="468DB954" ns2:textId="249DA9D4">
+          <w:p>
             <w:pPr>
               <w:spacing w:line="240" w:lineRule="exact"/>
               <w:jc w:val="center"/>
@@ -1257,7 +1257,7 @@
             </w:tcBorders>
             <w:vAlign w:val="center"/>
           </w:tcPr>
-          <w:p ns2:paraId="460B9399" ns2:textId="30BFA814">
+          <w:p>
             <w:pPr>
               <w:spacing w:line="240" w:lineRule="exact"/>
               <w:jc w:val="center"/>
@@ -1286,7 +1286,7 @@
             </w:tcBorders>
             <w:vAlign w:val="center"/>
           </w:tcPr>
-          <w:p ns2:paraId="452A2461" ns2:textId="77777777">
+          <w:p>
             <w:pPr>
               <w:spacing w:line="240" w:lineRule="exact"/>
               <w:jc w:val="center"/>
@@ -1317,7 +1317,7 @@
             </w:tcBorders>
             <w:vAlign w:val="center"/>
           </w:tcPr>
-          <w:p ns2:paraId="7CC2883C" ns2:textId="1FE73DAD">
+          <w:p>
             <w:pPr>
               <w:spacing w:line="240" w:lineRule="exact"/>
               <w:jc w:val="center"/>
@@ -1348,7 +1348,7 @@
             </w:tcBorders>
             <w:vAlign w:val="center"/>
           </w:tcPr>
-          <w:p ns2:paraId="4DF14E52" ns2:textId="132D83BA">
+          <w:p>
             <w:pPr>
               <w:spacing w:line="240" w:lineRule="exact"/>
               <w:jc w:val="center"/>
@@ -1378,7 +1378,7 @@
             </w:tcBorders>
             <w:vAlign w:val="center"/>
           </w:tcPr>
-          <w:p ns2:paraId="3D56889D" ns2:textId="47BE1B5D">
+          <w:p>
             <w:pPr>
               <w:spacing w:line="240" w:lineRule="exact"/>
               <w:jc w:val="center"/>
@@ -1409,7 +1409,7 @@
             </w:tcBorders>
             <w:vAlign w:val="center"/>
           </w:tcPr>
-          <w:p ns2:paraId="3BC3CD4C" ns2:textId="20D21FC1">
+          <w:p>
             <w:pPr>
               <w:spacing w:line="240" w:lineRule="exact"/>
               <w:jc w:val="center"/>
@@ -1428,7 +1428,7 @@
               <w:t xml:space="preserve">{{ВЫЕЗД_ДАТА}}</w:t>
             </w:r>
           </w:p>
-          <w:p ns2:paraId="61A7A36A" ns2:textId="49182CFB">
+          <w:p>
             <w:pPr>
               <w:spacing w:line="240" w:lineRule="exact"/>
               <w:jc w:val="center"/>
@@ -1459,7 +1459,7 @@
             </w:tcBorders>
             <w:vAlign w:val="center"/>
           </w:tcPr>
-          <w:p ns2:paraId="3D953B72" ns2:textId="77777777">
+          <w:p>
             <w:pPr>
               <w:spacing w:line="240" w:lineRule="exact"/>
               <w:jc w:val="center"/>
@@ -1478,7 +1478,7 @@
               <w:t xml:space="preserve">{{ВОЗВРАТ_ДАТА}}</w:t>
             </w:r>
           </w:p>
-          <w:p ns2:paraId="4925A3F0" ns2:textId="19DBD327">
+          <w:p>
             <w:pPr>
               <w:spacing w:line="240" w:lineRule="exact"/>
               <w:jc w:val="center"/>
@@ -1509,7 +1509,7 @@
             </w:tcBorders>
             <w:vAlign w:val="center"/>
           </w:tcPr>
-          <w:p ns2:paraId="440F106B" ns2:textId="77777777">
+          <w:p>
             <w:pPr>
               <w:spacing w:line="240" w:lineRule="exact"/>
               <w:jc w:val="center"/>
@@ -1526,7 +1526,7 @@
         </w:tc>
       </w:tr>
     </w:tbl>
-    <w:p ns2:paraId="39B7487F" ns2:textId="6E37EF74">
+    <w:p>
       <w:pPr>
         <w:jc w:val="center"/>
       </w:pPr>
@@ -1534,12 +1534,12 @@
         <w:t xml:space="preserve">{{ПОДПИСАНТ_ДОЛЖНОСТЬ}}</w:t>
       </w:r>
     </w:p>
-    <w:p ns2:paraId="15341C33" ns2:textId="06B06EC8">
+    <w:p>
       <w:pPr>
         <w:jc w:val="center"/>
       </w:pPr>
       <w:r>
-        <w:t xml:space="preserve">{{ПОДПИСАНТ_ЗВАНИЕ}}                    {{ПОДПИСАНТ_ФИО}}</w:t>
+        <w:t xml:space="preserve">{{ПОДПИСАНТ_ЗВАНИЕ}}</w:t>
       </w:r>
       <w:r>
         <w:tab/>
@@ -1554,7 +1554,7 @@
         <w:tab/>
       </w:r>
       <w:r>
-        <w:t/>
+        <w:t xml:space="preserve">{{ПОДПИСАНТ_ФИО}}</w:t>
       </w:r>
     </w:p>
     <w:sectPr>
